--- a/docs/Nursing Admission Assessment.docx
+++ b/docs/Nursing Admission Assessment.docx
@@ -1,6 +1,6 @@
 
 <file path=word/document.xml><?xml version="1.0" encoding="utf-8"?>
-<w:document xmlns:wpc="http://schemas.microsoft.com/office/word/2010/wordprocessingCanvas" xmlns:cx="http://schemas.microsoft.com/office/drawing/2014/chartex" xmlns:cx1="http://schemas.microsoft.com/office/drawing/2015/9/8/chartex" xmlns:cx2="http://schemas.microsoft.com/office/drawing/2015/10/21/chartex" xmlns:cx3="http://schemas.microsoft.com/office/drawing/2016/5/9/chartex" xmlns:cx4="http://schemas.microsoft.com/office/drawing/2016/5/10/chartex" xmlns:cx5="http://schemas.microsoft.com/office/drawing/2016/5/11/chartex" xmlns:cx6="http://schemas.microsoft.com/office/drawing/2016/5/12/chartex" xmlns:cx7="http://schemas.microsoft.com/office/drawing/2016/5/13/chartex" xmlns:cx8="http://schemas.microsoft.com/office/drawing/2016/5/14/chartex" xmlns:mc="http://schemas.openxmlformats.org/markup-compatibility/2006" xmlns:aink="http://schemas.microsoft.com/office/drawing/2016/ink" xmlns:am3d="http://schemas.microsoft.com/office/drawing/2017/model3d" xmlns:o="urn:schemas-microsoft-com:office:office" xmlns:r="http://schemas.openxmlformats.org/officeDocument/2006/relationships" xmlns:m="http://schemas.openxmlformats.org/officeDocument/2006/math" xmlns:v="urn:schemas-microsoft-com:vml" xmlns:wp14="http://schemas.microsoft.com/office/word/2010/wordprocessingDrawing" xmlns:wp="http://schemas.openxmlformats.org/drawingml/2006/wordprocessingDrawing" xmlns:w10="urn:schemas-microsoft-com:office:word" xmlns:w="http://schemas.openxmlformats.org/wordprocessingml/2006/main" xmlns:w14="http://schemas.microsoft.com/office/word/2010/wordml" xmlns:w15="http://schemas.microsoft.com/office/word/2012/wordml" xmlns:w16cex="http://schemas.microsoft.com/office/word/2018/wordml/cex" xmlns:w16cid="http://schemas.microsoft.com/office/word/2016/wordml/cid" xmlns:w16="http://schemas.microsoft.com/office/word/2018/wordml" xmlns:w16se="http://schemas.microsoft.com/office/word/2015/wordml/symex" xmlns:wpg="http://schemas.microsoft.com/office/word/2010/wordprocessingGroup" xmlns:wpi="http://schemas.microsoft.com/office/word/2010/wordprocessingInk" xmlns:wne="http://schemas.microsoft.com/office/word/2006/wordml" xmlns:wps="http://schemas.microsoft.com/office/word/2010/wordprocessingShape" mc:Ignorable="w14 w15 w16se w16cid w16 w16cex wp14">
+<w:document xmlns:wpc="http://schemas.microsoft.com/office/word/2010/wordprocessingCanvas" xmlns:cx="http://schemas.microsoft.com/office/drawing/2014/chartex" xmlns:cx1="http://schemas.microsoft.com/office/drawing/2015/9/8/chartex" xmlns:cx2="http://schemas.microsoft.com/office/drawing/2015/10/21/chartex" xmlns:cx3="http://schemas.microsoft.com/office/drawing/2016/5/9/chartex" xmlns:cx4="http://schemas.microsoft.com/office/drawing/2016/5/10/chartex" xmlns:cx5="http://schemas.microsoft.com/office/drawing/2016/5/11/chartex" xmlns:cx6="http://schemas.microsoft.com/office/drawing/2016/5/12/chartex" xmlns:cx7="http://schemas.microsoft.com/office/drawing/2016/5/13/chartex" xmlns:cx8="http://schemas.microsoft.com/office/drawing/2016/5/14/chartex" xmlns:mc="http://schemas.openxmlformats.org/markup-compatibility/2006" xmlns:m="http://schemas.openxmlformats.org/officeDocument/2006/math" xmlns:aink="http://schemas.microsoft.com/office/drawing/2016/ink" xmlns:am3d="http://schemas.microsoft.com/office/drawing/2017/model3d" xmlns:oel="http://schemas.microsoft.com/office/2019/extlst" xmlns:r="http://schemas.openxmlformats.org/officeDocument/2006/relationships" xmlns:wp14="http://schemas.microsoft.com/office/word/2010/wordprocessingDrawing" xmlns:wp="http://schemas.openxmlformats.org/drawingml/2006/wordprocessingDrawing" xmlns:wpg="http://schemas.microsoft.com/office/word/2010/wordprocessingGroup" xmlns:wpi="http://schemas.microsoft.com/office/word/2010/wordprocessingInk" xmlns:wps="http://schemas.microsoft.com/office/word/2010/wordprocessingShape" xmlns:o="urn:schemas-microsoft-com:office:office" xmlns:v="urn:schemas-microsoft-com:vml" xmlns:w10="urn:schemas-microsoft-com:office:word" xmlns:w="http://schemas.openxmlformats.org/wordprocessingml/2006/main" xmlns:w14="http://schemas.microsoft.com/office/word/2010/wordml" xmlns:w15="http://schemas.microsoft.com/office/word/2012/wordml" xmlns:w16cex="http://schemas.microsoft.com/office/word/2018/wordml/cex" xmlns:w16cid="http://schemas.microsoft.com/office/word/2016/wordml/cid" xmlns:w16="http://schemas.microsoft.com/office/word/2018/wordml" xmlns:w16sdtdh="http://schemas.microsoft.com/office/word/2020/wordml/sdtdatahash" xmlns:w16sdtfl="http://schemas.microsoft.com/office/word/2024/wordml/sdtformatlock" xmlns:w16se="http://schemas.microsoft.com/office/word/2015/wordml/symex" xmlns:w16du="http://schemas.microsoft.com/office/word/2023/wordml/word16du" xmlns:wne="http://schemas.microsoft.com/office/word/2006/wordml" mc:Ignorable="w14 w15 w16se w16cid w16 w16cex w16sdtdh w16sdtfl w16du wp14">
   <w:body>
     <w:p>
       <w:pPr>
@@ -25,8 +25,7 @@
         <w:gridCol w:w="415"/>
         <w:gridCol w:w="242"/>
         <w:gridCol w:w="270"/>
-        <w:gridCol w:w="136"/>
-        <w:gridCol w:w="332"/>
+        <w:gridCol w:w="468"/>
         <w:gridCol w:w="420"/>
         <w:gridCol w:w="377"/>
         <w:gridCol w:w="303"/>
@@ -41,14 +40,13 @@
         <w:gridCol w:w="276"/>
         <w:gridCol w:w="280"/>
         <w:gridCol w:w="284"/>
-        <w:gridCol w:w="271"/>
-        <w:gridCol w:w="1458"/>
+        <w:gridCol w:w="1729"/>
       </w:tblGrid>
       <w:tr>
         <w:tc>
           <w:tcPr>
-            <w:tcW w:w="1096" w:type="dxa"/>
-            <w:gridSpan w:val="2"/>
+            <w:tcW w:w="9450" w:type="dxa"/>
+            <w:gridSpan w:val="22"/>
             <w:tcBorders>
               <w:top w:val="nil"/>
               <w:left w:val="nil"/>
@@ -57,113 +55,17 @@
             </w:tcBorders>
           </w:tcPr>
           <w:p>
-            <w:pPr>
+            <w:r>
               <w:rPr>
                 <w:b/>
               </w:rPr>
-            </w:pPr>
+              <w:t>Main Diagnosis</w:t>
+            </w:r>
             <w:r>
               <w:rPr>
                 <w:b/>
               </w:rPr>
-              <w:t>Date:</w:t>
-            </w:r>
-          </w:p>
-        </w:tc>
-        <w:tc>
-          <w:tcPr>
-            <w:tcW w:w="1470" w:type="dxa"/>
-            <w:gridSpan w:val="5"/>
-            <w:tcBorders>
-              <w:top w:val="nil"/>
-              <w:left w:val="nil"/>
-              <w:bottom w:val="nil"/>
-              <w:right w:val="nil"/>
-            </w:tcBorders>
-          </w:tcPr>
-          <w:p/>
-        </w:tc>
-        <w:tc>
-          <w:tcPr>
-            <w:tcW w:w="1432" w:type="dxa"/>
-            <w:gridSpan w:val="4"/>
-            <w:tcBorders>
-              <w:top w:val="nil"/>
-              <w:left w:val="nil"/>
-              <w:bottom w:val="nil"/>
-              <w:right w:val="nil"/>
-            </w:tcBorders>
-          </w:tcPr>
-          <w:p>
-            <w:pPr>
-              <w:rPr>
-                <w:b/>
-              </w:rPr>
-            </w:pPr>
-            <w:r>
-              <w:rPr>
-                <w:b/>
-              </w:rPr>
-              <w:t>Method:</w:t>
-            </w:r>
-          </w:p>
-        </w:tc>
-        <w:tc>
-          <w:tcPr>
-            <w:tcW w:w="2154" w:type="dxa"/>
-            <w:gridSpan w:val="5"/>
-            <w:tcBorders>
-              <w:top w:val="nil"/>
-              <w:left w:val="nil"/>
-              <w:bottom w:val="nil"/>
-              <w:right w:val="nil"/>
-            </w:tcBorders>
-          </w:tcPr>
-          <w:p>
-            <w:r>
-              <w:t xml:space="preserve">Elective </w:t>
-            </w:r>
-            <w:r>
-              <w:sym w:font="Symbol" w:char="F07F"/>
-            </w:r>
-          </w:p>
-        </w:tc>
-        <w:tc>
-          <w:tcPr>
-            <w:tcW w:w="1840" w:type="dxa"/>
-            <w:gridSpan w:val="7"/>
-            <w:tcBorders>
-              <w:top w:val="nil"/>
-              <w:left w:val="nil"/>
-              <w:bottom w:val="nil"/>
-              <w:right w:val="nil"/>
-            </w:tcBorders>
-          </w:tcPr>
-          <w:p>
-            <w:r>
-              <w:t xml:space="preserve">Emergency </w:t>
-            </w:r>
-            <w:r>
-              <w:sym w:font="Symbol" w:char="F07F"/>
-            </w:r>
-          </w:p>
-        </w:tc>
-        <w:tc>
-          <w:tcPr>
-            <w:tcW w:w="1458" w:type="dxa"/>
-            <w:tcBorders>
-              <w:top w:val="nil"/>
-              <w:left w:val="nil"/>
-              <w:bottom w:val="nil"/>
-              <w:right w:val="nil"/>
-            </w:tcBorders>
-          </w:tcPr>
-          <w:p>
-            <w:r>
-              <w:t xml:space="preserve">Transfer </w:t>
-            </w:r>
-            <w:r>
-              <w:sym w:font="Symbol" w:char="F07F"/>
+              <w:t xml:space="preserve">  ___________________________________________________________</w:t>
             </w:r>
           </w:p>
         </w:tc>
@@ -176,17 +78,12 @@
             <w:tcBorders>
               <w:top w:val="nil"/>
               <w:left w:val="nil"/>
-              <w:bottom w:val="nil"/>
-              <w:right w:val="nil"/>
-            </w:tcBorders>
-          </w:tcPr>
-          <w:p>
-            <w:pPr>
-              <w:rPr>
-                <w:b/>
-              </w:rPr>
-            </w:pPr>
-          </w:p>
+              <w:bottom w:val="single" w:sz="4" w:space="0" w:color="auto"/>
+              <w:right w:val="nil"/>
+            </w:tcBorders>
+          </w:tcPr>
+          <w:p/>
+          <w:p/>
         </w:tc>
         <w:tc>
           <w:tcPr>
@@ -195,7 +92,7 @@
             <w:tcBorders>
               <w:top w:val="nil"/>
               <w:left w:val="nil"/>
-              <w:bottom w:val="nil"/>
+              <w:bottom w:val="single" w:sz="4" w:space="0" w:color="auto"/>
               <w:right w:val="nil"/>
             </w:tcBorders>
           </w:tcPr>
@@ -204,201 +101,11 @@
         <w:tc>
           <w:tcPr>
             <w:tcW w:w="1568" w:type="dxa"/>
-            <w:gridSpan w:val="5"/>
+            <w:gridSpan w:val="4"/>
             <w:tcBorders>
               <w:top w:val="nil"/>
               <w:left w:val="nil"/>
-              <w:bottom w:val="nil"/>
-              <w:right w:val="nil"/>
-            </w:tcBorders>
-          </w:tcPr>
-          <w:p/>
-        </w:tc>
-        <w:tc>
-          <w:tcPr>
-            <w:tcW w:w="2154" w:type="dxa"/>
-            <w:gridSpan w:val="5"/>
-            <w:tcBorders>
-              <w:top w:val="nil"/>
-              <w:left w:val="nil"/>
-              <w:bottom w:val="nil"/>
-              <w:right w:val="nil"/>
-            </w:tcBorders>
-          </w:tcPr>
-          <w:p/>
-        </w:tc>
-        <w:tc>
-          <w:tcPr>
-            <w:tcW w:w="1840" w:type="dxa"/>
-            <w:gridSpan w:val="7"/>
-            <w:tcBorders>
-              <w:top w:val="nil"/>
-              <w:left w:val="nil"/>
-              <w:bottom w:val="nil"/>
-              <w:right w:val="nil"/>
-            </w:tcBorders>
-          </w:tcPr>
-          <w:p/>
-        </w:tc>
-        <w:tc>
-          <w:tcPr>
-            <w:tcW w:w="1458" w:type="dxa"/>
-            <w:tcBorders>
-              <w:top w:val="nil"/>
-              <w:left w:val="nil"/>
-              <w:bottom w:val="nil"/>
-              <w:right w:val="nil"/>
-            </w:tcBorders>
-          </w:tcPr>
-          <w:p/>
-        </w:tc>
-      </w:tr>
-      <w:tr>
-        <w:tc>
-          <w:tcPr>
-            <w:tcW w:w="1096" w:type="dxa"/>
-            <w:gridSpan w:val="2"/>
-            <w:tcBorders>
-              <w:top w:val="nil"/>
-              <w:left w:val="nil"/>
-              <w:bottom w:val="nil"/>
-              <w:right w:val="nil"/>
-            </w:tcBorders>
-          </w:tcPr>
-          <w:p>
-            <w:pPr>
-              <w:rPr>
-                <w:b/>
-              </w:rPr>
-            </w:pPr>
-            <w:r>
-              <w:rPr>
-                <w:b/>
-              </w:rPr>
-              <w:t>Source:</w:t>
-            </w:r>
-          </w:p>
-        </w:tc>
-        <w:tc>
-          <w:tcPr>
-            <w:tcW w:w="1334" w:type="dxa"/>
-            <w:gridSpan w:val="4"/>
-            <w:tcBorders>
-              <w:top w:val="nil"/>
-              <w:left w:val="nil"/>
-              <w:bottom w:val="nil"/>
-              <w:right w:val="nil"/>
-            </w:tcBorders>
-          </w:tcPr>
-          <w:p>
-            <w:r>
-              <w:t xml:space="preserve">Home </w:t>
-            </w:r>
-            <w:r>
-              <w:sym w:font="Symbol" w:char="F07F"/>
-            </w:r>
-          </w:p>
-        </w:tc>
-        <w:tc>
-          <w:tcPr>
-            <w:tcW w:w="1568" w:type="dxa"/>
-            <w:gridSpan w:val="5"/>
-            <w:tcBorders>
-              <w:top w:val="nil"/>
-              <w:left w:val="nil"/>
-              <w:bottom w:val="nil"/>
-              <w:right w:val="nil"/>
-            </w:tcBorders>
-          </w:tcPr>
-          <w:p>
-            <w:r>
-              <w:t xml:space="preserve">GP Surgery </w:t>
-            </w:r>
-            <w:r>
-              <w:sym w:font="Symbol" w:char="F07F"/>
-            </w:r>
-          </w:p>
-        </w:tc>
-        <w:tc>
-          <w:tcPr>
-            <w:tcW w:w="2154" w:type="dxa"/>
-            <w:gridSpan w:val="5"/>
-            <w:tcBorders>
-              <w:top w:val="nil"/>
-              <w:left w:val="nil"/>
-              <w:bottom w:val="nil"/>
-              <w:right w:val="nil"/>
-            </w:tcBorders>
-          </w:tcPr>
-          <w:p>
-            <w:r>
-              <w:t xml:space="preserve">Emergency dept </w:t>
-            </w:r>
-            <w:r>
-              <w:sym w:font="Symbol" w:char="F07F"/>
-            </w:r>
-          </w:p>
-        </w:tc>
-        <w:tc>
-          <w:tcPr>
-            <w:tcW w:w="3298" w:type="dxa"/>
-            <w:gridSpan w:val="8"/>
-            <w:tcBorders>
-              <w:top w:val="nil"/>
-              <w:left w:val="nil"/>
-              <w:bottom w:val="nil"/>
-              <w:right w:val="nil"/>
-            </w:tcBorders>
-          </w:tcPr>
-          <w:p>
-            <w:r>
-              <w:t>Other</w:t>
-            </w:r>
-            <w:r>
-              <w:t xml:space="preserve"> ____</w:t>
-            </w:r>
-            <w:r>
-              <w:t>____________</w:t>
-            </w:r>
-          </w:p>
-        </w:tc>
-      </w:tr>
-      <w:tr>
-        <w:tc>
-          <w:tcPr>
-            <w:tcW w:w="1096" w:type="dxa"/>
-            <w:gridSpan w:val="2"/>
-            <w:tcBorders>
-              <w:top w:val="nil"/>
-              <w:left w:val="nil"/>
-              <w:bottom w:val="nil"/>
-              <w:right w:val="nil"/>
-            </w:tcBorders>
-          </w:tcPr>
-          <w:p/>
-          <w:p/>
-        </w:tc>
-        <w:tc>
-          <w:tcPr>
-            <w:tcW w:w="1334" w:type="dxa"/>
-            <w:gridSpan w:val="4"/>
-            <w:tcBorders>
-              <w:top w:val="nil"/>
-              <w:left w:val="nil"/>
-              <w:bottom w:val="nil"/>
-              <w:right w:val="nil"/>
-            </w:tcBorders>
-          </w:tcPr>
-          <w:p/>
-        </w:tc>
-        <w:tc>
-          <w:tcPr>
-            <w:tcW w:w="1568" w:type="dxa"/>
-            <w:gridSpan w:val="5"/>
-            <w:tcBorders>
-              <w:top w:val="nil"/>
-              <w:left w:val="nil"/>
-              <w:bottom w:val="nil"/>
+              <w:bottom w:val="single" w:sz="4" w:space="0" w:color="auto"/>
               <w:right w:val="nil"/>
             </w:tcBorders>
           </w:tcPr>
@@ -411,7 +118,7 @@
             <w:tcBorders>
               <w:top w:val="nil"/>
               <w:left w:val="nil"/>
-              <w:bottom w:val="nil"/>
+              <w:bottom w:val="single" w:sz="4" w:space="0" w:color="auto"/>
               <w:right w:val="nil"/>
             </w:tcBorders>
           </w:tcPr>
@@ -420,11 +127,11 @@
         <w:tc>
           <w:tcPr>
             <w:tcW w:w="2569" w:type="dxa"/>
-            <w:gridSpan w:val="5"/>
+            <w:gridSpan w:val="4"/>
             <w:tcBorders>
               <w:top w:val="nil"/>
               <w:left w:val="nil"/>
-              <w:bottom w:val="nil"/>
+              <w:bottom w:val="single" w:sz="4" w:space="0" w:color="auto"/>
               <w:right w:val="nil"/>
             </w:tcBorders>
           </w:tcPr>
@@ -435,117 +142,7 @@
         <w:tc>
           <w:tcPr>
             <w:tcW w:w="9450" w:type="dxa"/>
-            <w:gridSpan w:val="24"/>
-            <w:tcBorders>
-              <w:top w:val="nil"/>
-              <w:left w:val="nil"/>
-              <w:bottom w:val="nil"/>
-              <w:right w:val="nil"/>
-            </w:tcBorders>
-          </w:tcPr>
-          <w:p>
-            <w:r>
-              <w:rPr>
-                <w:b/>
-              </w:rPr>
-              <w:t xml:space="preserve">Main </w:t>
-            </w:r>
-            <w:proofErr w:type="gramStart"/>
-            <w:r>
-              <w:rPr>
-                <w:b/>
-              </w:rPr>
-              <w:t>Diagnosis</w:t>
-            </w:r>
-            <w:r>
-              <w:rPr>
-                <w:b/>
-              </w:rPr>
-              <w:t xml:space="preserve">  _</w:t>
-            </w:r>
-            <w:proofErr w:type="gramEnd"/>
-            <w:r>
-              <w:rPr>
-                <w:b/>
-              </w:rPr>
-              <w:t>__________________________________________________________</w:t>
-            </w:r>
-          </w:p>
-        </w:tc>
-      </w:tr>
-      <w:tr>
-        <w:tc>
-          <w:tcPr>
-            <w:tcW w:w="1096" w:type="dxa"/>
-            <w:gridSpan w:val="2"/>
-            <w:tcBorders>
-              <w:top w:val="nil"/>
-              <w:left w:val="nil"/>
-              <w:bottom w:val="single" w:sz="4" w:space="0" w:color="auto"/>
-              <w:right w:val="nil"/>
-            </w:tcBorders>
-          </w:tcPr>
-          <w:p/>
-          <w:p/>
-        </w:tc>
-        <w:tc>
-          <w:tcPr>
-            <w:tcW w:w="1334" w:type="dxa"/>
-            <w:gridSpan w:val="4"/>
-            <w:tcBorders>
-              <w:top w:val="nil"/>
-              <w:left w:val="nil"/>
-              <w:bottom w:val="single" w:sz="4" w:space="0" w:color="auto"/>
-              <w:right w:val="nil"/>
-            </w:tcBorders>
-          </w:tcPr>
-          <w:p/>
-        </w:tc>
-        <w:tc>
-          <w:tcPr>
-            <w:tcW w:w="1568" w:type="dxa"/>
-            <w:gridSpan w:val="5"/>
-            <w:tcBorders>
-              <w:top w:val="nil"/>
-              <w:left w:val="nil"/>
-              <w:bottom w:val="single" w:sz="4" w:space="0" w:color="auto"/>
-              <w:right w:val="nil"/>
-            </w:tcBorders>
-          </w:tcPr>
-          <w:p/>
-        </w:tc>
-        <w:tc>
-          <w:tcPr>
-            <w:tcW w:w="2883" w:type="dxa"/>
-            <w:gridSpan w:val="8"/>
-            <w:tcBorders>
-              <w:top w:val="nil"/>
-              <w:left w:val="nil"/>
-              <w:bottom w:val="single" w:sz="4" w:space="0" w:color="auto"/>
-              <w:right w:val="nil"/>
-            </w:tcBorders>
-          </w:tcPr>
-          <w:p/>
-        </w:tc>
-        <w:tc>
-          <w:tcPr>
-            <w:tcW w:w="2569" w:type="dxa"/>
-            <w:gridSpan w:val="5"/>
-            <w:tcBorders>
-              <w:top w:val="nil"/>
-              <w:left w:val="nil"/>
-              <w:bottom w:val="single" w:sz="4" w:space="0" w:color="auto"/>
-              <w:right w:val="nil"/>
-            </w:tcBorders>
-          </w:tcPr>
-          <w:p/>
-        </w:tc>
-      </w:tr>
-      <w:tr>
-        <w:tc>
-          <w:tcPr>
-            <w:tcW w:w="9450" w:type="dxa"/>
-            <w:gridSpan w:val="24"/>
+            <w:gridSpan w:val="22"/>
             <w:tcBorders>
               <w:top w:val="single" w:sz="4" w:space="0" w:color="auto"/>
             </w:tcBorders>
@@ -588,7 +185,7 @@
         <w:tc>
           <w:tcPr>
             <w:tcW w:w="7020" w:type="dxa"/>
-            <w:gridSpan w:val="18"/>
+            <w:gridSpan w:val="16"/>
             <w:tcBorders>
               <w:left w:val="single" w:sz="4" w:space="0" w:color="auto"/>
             </w:tcBorders>
@@ -635,7 +232,7 @@
         <w:tc>
           <w:tcPr>
             <w:tcW w:w="7020" w:type="dxa"/>
-            <w:gridSpan w:val="18"/>
+            <w:gridSpan w:val="16"/>
             <w:tcBorders>
               <w:left w:val="single" w:sz="4" w:space="0" w:color="auto"/>
             </w:tcBorders>
@@ -673,7 +270,7 @@
         <w:tc>
           <w:tcPr>
             <w:tcW w:w="7020" w:type="dxa"/>
-            <w:gridSpan w:val="18"/>
+            <w:gridSpan w:val="16"/>
             <w:tcBorders>
               <w:left w:val="single" w:sz="4" w:space="0" w:color="auto"/>
               <w:bottom w:val="single" w:sz="4" w:space="0" w:color="auto"/>
@@ -715,7 +312,7 @@
         <w:tc>
           <w:tcPr>
             <w:tcW w:w="7020" w:type="dxa"/>
-            <w:gridSpan w:val="18"/>
+            <w:gridSpan w:val="16"/>
             <w:tcBorders>
               <w:left w:val="single" w:sz="4" w:space="0" w:color="auto"/>
               <w:bottom w:val="single" w:sz="4" w:space="0" w:color="auto"/>
@@ -754,7 +351,7 @@
         <w:tc>
           <w:tcPr>
             <w:tcW w:w="7020" w:type="dxa"/>
-            <w:gridSpan w:val="18"/>
+            <w:gridSpan w:val="16"/>
             <w:tcBorders>
               <w:top w:val="single" w:sz="4" w:space="0" w:color="auto"/>
               <w:left w:val="nil"/>
@@ -795,7 +392,7 @@
         <w:tc>
           <w:tcPr>
             <w:tcW w:w="1568" w:type="dxa"/>
-            <w:gridSpan w:val="5"/>
+            <w:gridSpan w:val="4"/>
             <w:tcBorders>
               <w:top w:val="nil"/>
               <w:left w:val="nil"/>
@@ -821,7 +418,7 @@
         <w:tc>
           <w:tcPr>
             <w:tcW w:w="2569" w:type="dxa"/>
-            <w:gridSpan w:val="5"/>
+            <w:gridSpan w:val="4"/>
             <w:tcBorders>
               <w:top w:val="nil"/>
               <w:left w:val="nil"/>
@@ -836,7 +433,7 @@
         <w:tc>
           <w:tcPr>
             <w:tcW w:w="9450" w:type="dxa"/>
-            <w:gridSpan w:val="24"/>
+            <w:gridSpan w:val="22"/>
             <w:shd w:val="clear" w:color="auto" w:fill="D9D9D9" w:themeFill="background1" w:themeFillShade="D9"/>
           </w:tcPr>
           <w:p>
@@ -881,7 +478,7 @@
         <w:tc>
           <w:tcPr>
             <w:tcW w:w="1930" w:type="dxa"/>
-            <w:gridSpan w:val="6"/>
+            <w:gridSpan w:val="5"/>
           </w:tcPr>
           <w:p>
             <w:r>
@@ -914,7 +511,7 @@
         <w:tc>
           <w:tcPr>
             <w:tcW w:w="2013" w:type="dxa"/>
-            <w:gridSpan w:val="3"/>
+            <w:gridSpan w:val="2"/>
           </w:tcPr>
           <w:p>
             <w:r>
@@ -941,7 +538,7 @@
         <w:tc>
           <w:tcPr>
             <w:tcW w:w="1930" w:type="dxa"/>
-            <w:gridSpan w:val="6"/>
+            <w:gridSpan w:val="5"/>
           </w:tcPr>
           <w:p/>
         </w:tc>
@@ -962,7 +559,7 @@
         <w:tc>
           <w:tcPr>
             <w:tcW w:w="2013" w:type="dxa"/>
-            <w:gridSpan w:val="3"/>
+            <w:gridSpan w:val="2"/>
           </w:tcPr>
           <w:p/>
         </w:tc>
@@ -991,7 +588,7 @@
         <w:tc>
           <w:tcPr>
             <w:tcW w:w="1930" w:type="dxa"/>
-            <w:gridSpan w:val="6"/>
+            <w:gridSpan w:val="5"/>
             <w:tcBorders>
               <w:bottom w:val="single" w:sz="4" w:space="0" w:color="auto"/>
             </w:tcBorders>
@@ -1021,7 +618,7 @@
         <w:tc>
           <w:tcPr>
             <w:tcW w:w="2013" w:type="dxa"/>
-            <w:gridSpan w:val="3"/>
+            <w:gridSpan w:val="2"/>
             <w:tcBorders>
               <w:bottom w:val="single" w:sz="4" w:space="0" w:color="auto"/>
             </w:tcBorders>
@@ -1056,7 +653,7 @@
         <w:tc>
           <w:tcPr>
             <w:tcW w:w="1930" w:type="dxa"/>
-            <w:gridSpan w:val="6"/>
+            <w:gridSpan w:val="5"/>
             <w:tcBorders>
               <w:bottom w:val="single" w:sz="4" w:space="0" w:color="auto"/>
             </w:tcBorders>
@@ -1094,7 +691,7 @@
         <w:tc>
           <w:tcPr>
             <w:tcW w:w="2013" w:type="dxa"/>
-            <w:gridSpan w:val="3"/>
+            <w:gridSpan w:val="2"/>
             <w:tcBorders>
               <w:bottom w:val="single" w:sz="4" w:space="0" w:color="auto"/>
             </w:tcBorders>
@@ -1132,7 +729,7 @@
         <w:tc>
           <w:tcPr>
             <w:tcW w:w="1568" w:type="dxa"/>
-            <w:gridSpan w:val="5"/>
+            <w:gridSpan w:val="4"/>
             <w:tcBorders>
               <w:top w:val="single" w:sz="4" w:space="0" w:color="auto"/>
               <w:left w:val="nil"/>
@@ -1172,7 +769,7 @@
         <w:tc>
           <w:tcPr>
             <w:tcW w:w="2569" w:type="dxa"/>
-            <w:gridSpan w:val="5"/>
+            <w:gridSpan w:val="4"/>
             <w:tcBorders>
               <w:top w:val="single" w:sz="4" w:space="0" w:color="auto"/>
               <w:left w:val="nil"/>
@@ -1187,7 +784,7 @@
         <w:tc>
           <w:tcPr>
             <w:tcW w:w="9450" w:type="dxa"/>
-            <w:gridSpan w:val="24"/>
+            <w:gridSpan w:val="22"/>
             <w:tcBorders>
               <w:top w:val="single" w:sz="4" w:space="0" w:color="auto"/>
             </w:tcBorders>
@@ -1224,7 +821,7 @@
         <w:tc>
           <w:tcPr>
             <w:tcW w:w="2200" w:type="dxa"/>
-            <w:gridSpan w:val="7"/>
+            <w:gridSpan w:val="6"/>
           </w:tcPr>
           <w:p>
             <w:r>
@@ -1246,7 +843,7 @@
         <w:tc>
           <w:tcPr>
             <w:tcW w:w="2700" w:type="dxa"/>
-            <w:gridSpan w:val="6"/>
+            <w:gridSpan w:val="5"/>
           </w:tcPr>
           <w:p>
             <w:r>
@@ -1266,7 +863,7 @@
         <w:tc>
           <w:tcPr>
             <w:tcW w:w="2200" w:type="dxa"/>
-            <w:gridSpan w:val="7"/>
+            <w:gridSpan w:val="6"/>
           </w:tcPr>
           <w:p/>
         </w:tc>
@@ -1280,7 +877,7 @@
         <w:tc>
           <w:tcPr>
             <w:tcW w:w="2700" w:type="dxa"/>
-            <w:gridSpan w:val="6"/>
+            <w:gridSpan w:val="5"/>
           </w:tcPr>
           <w:p/>
         </w:tc>
@@ -1296,7 +893,7 @@
         <w:tc>
           <w:tcPr>
             <w:tcW w:w="2200" w:type="dxa"/>
-            <w:gridSpan w:val="7"/>
+            <w:gridSpan w:val="6"/>
           </w:tcPr>
           <w:p/>
         </w:tc>
@@ -1310,7 +907,7 @@
         <w:tc>
           <w:tcPr>
             <w:tcW w:w="2700" w:type="dxa"/>
-            <w:gridSpan w:val="6"/>
+            <w:gridSpan w:val="5"/>
           </w:tcPr>
           <w:p/>
         </w:tc>
@@ -1326,7 +923,7 @@
         <w:tc>
           <w:tcPr>
             <w:tcW w:w="2200" w:type="dxa"/>
-            <w:gridSpan w:val="7"/>
+            <w:gridSpan w:val="6"/>
           </w:tcPr>
           <w:p/>
         </w:tc>
@@ -1340,7 +937,7 @@
         <w:tc>
           <w:tcPr>
             <w:tcW w:w="2700" w:type="dxa"/>
-            <w:gridSpan w:val="6"/>
+            <w:gridSpan w:val="5"/>
           </w:tcPr>
           <w:p/>
         </w:tc>
@@ -1359,7 +956,7 @@
         <w:tc>
           <w:tcPr>
             <w:tcW w:w="2200" w:type="dxa"/>
-            <w:gridSpan w:val="7"/>
+            <w:gridSpan w:val="6"/>
             <w:tcBorders>
               <w:bottom w:val="single" w:sz="4" w:space="0" w:color="auto"/>
             </w:tcBorders>
@@ -1379,7 +976,7 @@
         <w:tc>
           <w:tcPr>
             <w:tcW w:w="2700" w:type="dxa"/>
-            <w:gridSpan w:val="6"/>
+            <w:gridSpan w:val="5"/>
             <w:tcBorders>
               <w:bottom w:val="single" w:sz="4" w:space="0" w:color="auto"/>
             </w:tcBorders>
@@ -1401,7 +998,7 @@
         <w:tc>
           <w:tcPr>
             <w:tcW w:w="2200" w:type="dxa"/>
-            <w:gridSpan w:val="7"/>
+            <w:gridSpan w:val="6"/>
             <w:tcBorders>
               <w:bottom w:val="single" w:sz="4" w:space="0" w:color="auto"/>
             </w:tcBorders>
@@ -1421,7 +1018,7 @@
         <w:tc>
           <w:tcPr>
             <w:tcW w:w="2700" w:type="dxa"/>
-            <w:gridSpan w:val="6"/>
+            <w:gridSpan w:val="5"/>
             <w:tcBorders>
               <w:bottom w:val="single" w:sz="4" w:space="0" w:color="auto"/>
             </w:tcBorders>
@@ -1446,7 +1043,7 @@
         <w:tc>
           <w:tcPr>
             <w:tcW w:w="980" w:type="dxa"/>
-            <w:gridSpan w:val="4"/>
+            <w:gridSpan w:val="3"/>
             <w:tcBorders>
               <w:top w:val="single" w:sz="4" w:space="0" w:color="auto"/>
               <w:left w:val="nil"/>
@@ -1499,7 +1096,6 @@
         <w:tc>
           <w:tcPr>
             <w:tcW w:w="1729" w:type="dxa"/>
-            <w:gridSpan w:val="2"/>
             <w:tcBorders>
               <w:top w:val="single" w:sz="4" w:space="0" w:color="auto"/>
               <w:left w:val="nil"/>
@@ -1514,7 +1110,7 @@
         <w:tc>
           <w:tcPr>
             <w:tcW w:w="9450" w:type="dxa"/>
-            <w:gridSpan w:val="24"/>
+            <w:gridSpan w:val="22"/>
             <w:tcBorders>
               <w:top w:val="single" w:sz="4" w:space="0" w:color="auto"/>
               <w:bottom w:val="single" w:sz="4" w:space="0" w:color="auto"/>
@@ -1580,7 +1176,7 @@
         <w:tc>
           <w:tcPr>
             <w:tcW w:w="888" w:type="dxa"/>
-            <w:gridSpan w:val="3"/>
+            <w:gridSpan w:val="2"/>
             <w:tcBorders>
               <w:bottom w:val="single" w:sz="4" w:space="0" w:color="auto"/>
               <w:right w:val="nil"/>
@@ -1628,7 +1224,7 @@
         <w:tc>
           <w:tcPr>
             <w:tcW w:w="2293" w:type="dxa"/>
-            <w:gridSpan w:val="4"/>
+            <w:gridSpan w:val="3"/>
             <w:tcBorders>
               <w:left w:val="nil"/>
               <w:bottom w:val="single" w:sz="4" w:space="0" w:color="auto"/>
@@ -1671,7 +1267,7 @@
         <w:tc>
           <w:tcPr>
             <w:tcW w:w="888" w:type="dxa"/>
-            <w:gridSpan w:val="3"/>
+            <w:gridSpan w:val="2"/>
             <w:tcBorders>
               <w:top w:val="single" w:sz="4" w:space="0" w:color="auto"/>
               <w:left w:val="nil"/>
@@ -1710,7 +1306,7 @@
         <w:tc>
           <w:tcPr>
             <w:tcW w:w="2790" w:type="dxa"/>
-            <w:gridSpan w:val="7"/>
+            <w:gridSpan w:val="6"/>
             <w:tcBorders>
               <w:top w:val="single" w:sz="4" w:space="0" w:color="auto"/>
               <w:left w:val="nil"/>
@@ -1776,7 +1372,7 @@
         <w:tc>
           <w:tcPr>
             <w:tcW w:w="1265" w:type="dxa"/>
-            <w:gridSpan w:val="4"/>
+            <w:gridSpan w:val="3"/>
             <w:tcBorders>
               <w:top w:val="single" w:sz="4" w:space="0" w:color="auto"/>
               <w:bottom w:val="single" w:sz="4" w:space="0" w:color="auto"/>
@@ -1824,7 +1420,7 @@
         <w:tc>
           <w:tcPr>
             <w:tcW w:w="2790" w:type="dxa"/>
-            <w:gridSpan w:val="7"/>
+            <w:gridSpan w:val="6"/>
             <w:tcBorders>
               <w:top w:val="single" w:sz="4" w:space="0" w:color="auto"/>
               <w:left w:val="nil"/>
@@ -1918,7 +1514,7 @@
 </file>
 
 <file path=word/styles.xml><?xml version="1.0" encoding="utf-8"?>
-<w:styles xmlns:mc="http://schemas.openxmlformats.org/markup-compatibility/2006" xmlns:r="http://schemas.openxmlformats.org/officeDocument/2006/relationships" xmlns:w="http://schemas.openxmlformats.org/wordprocessingml/2006/main" xmlns:w14="http://schemas.microsoft.com/office/word/2010/wordml" xmlns:w15="http://schemas.microsoft.com/office/word/2012/wordml" xmlns:w16cex="http://schemas.microsoft.com/office/word/2018/wordml/cex" xmlns:w16cid="http://schemas.microsoft.com/office/word/2016/wordml/cid" xmlns:w16="http://schemas.microsoft.com/office/word/2018/wordml" xmlns:w16se="http://schemas.microsoft.com/office/word/2015/wordml/symex" mc:Ignorable="w14 w15 w16se w16cid w16 w16cex">
+<w:styles xmlns:mc="http://schemas.openxmlformats.org/markup-compatibility/2006" xmlns:r="http://schemas.openxmlformats.org/officeDocument/2006/relationships" xmlns:w="http://schemas.openxmlformats.org/wordprocessingml/2006/main" xmlns:w14="http://schemas.microsoft.com/office/word/2010/wordml" xmlns:w15="http://schemas.microsoft.com/office/word/2012/wordml" xmlns:w16cex="http://schemas.microsoft.com/office/word/2018/wordml/cex" xmlns:w16cid="http://schemas.microsoft.com/office/word/2016/wordml/cid" xmlns:w16="http://schemas.microsoft.com/office/word/2018/wordml" xmlns:w16sdtdh="http://schemas.microsoft.com/office/word/2020/wordml/sdtdatahash" xmlns:w16sdtfl="http://schemas.microsoft.com/office/word/2024/wordml/sdtformatlock" xmlns:w16se="http://schemas.microsoft.com/office/word/2015/wordml/symex" xmlns:w16du="http://schemas.microsoft.com/office/word/2023/wordml/word16du" mc:Ignorable="w14 w15 w16se w16cid w16 w16cex w16sdtdh w16sdtfl w16du">
   <w:docDefaults>
     <w:rPrDefault>
       <w:rPr>
